--- a/Ennn-Mac/E702-2Mc.docx
+++ b/Ennn-Mac/E702-2Mc.docx
@@ -38,7 +38,29 @@
           <w:sz w:val="26"/>
           <w:szCs w:val="26"/>
         </w:rPr>
-        <w:t>online text has yet been located for the Armenian text of this book</w:t>
+        <w:t xml:space="preserve">online text has yet been located for the Armenian </w:t>
+      </w:r>
+      <w:r>
+        <w:rPr>
+          <w:rFonts w:ascii="Gentium" w:hAnsi="Gentium" w:cs="Gentium"/>
+          <w:i/>
+          <w:iCs/>
+          <w:noProof/>
+          <w:sz w:val="26"/>
+          <w:szCs w:val="26"/>
+        </w:rPr>
+        <w:t xml:space="preserve">or Syriac </w:t>
+      </w:r>
+      <w:r>
+        <w:rPr>
+          <w:rFonts w:ascii="Gentium" w:hAnsi="Gentium" w:cs="Gentium"/>
+          <w:i/>
+          <w:iCs/>
+          <w:noProof/>
+          <w:sz w:val="26"/>
+          <w:szCs w:val="26"/>
+        </w:rPr>
+        <w:t>text of this book</w:t>
       </w:r>
       <w:r>
         <w:rPr>
